--- a/docs/validation/V17_Report_to_Model_Binding.docx
+++ b/docs/validation/V17_Report_to_Model_Binding.docx
@@ -1683,7 +1683,7 @@
           <w:sz w:val="22"/>
           <w:szCs w:val="22"/>
         </w:rPr>
-        <w:t xml:space="preserve">Also check the .Report folder holds no SemanticModel folder and no .tmdl files — a thin report has no model definition of its own.</w:t>
+        <w:t xml:space="preserve">Also check that no folder with the report’s name and .SemanticModel on the end (for example R1_Retail_Sector_Health.SemanticModel) sits beside the .Report folder, and that the .Report folder holds no .tmdl files — a thin report has no model definition of its own.</w:t>
       </w:r>
     </w:p>
     <w:tbl>
